--- a/docs/proposals/softbank-ultraman-caravan/社内共有_案件全体経緯テキスト.docx
+++ b/docs/proposals/softbank-ultraman-caravan/社内共有_案件全体経緯テキスト.docx
@@ -683,7 +683,23 @@
           <w:b w:val="0"/>
           <w:sz w:val="21"/>
         </w:rPr>
-        <w:t>:S1写真撮影会型100万円/開催、S2ステージショー型150万円/開催(ともに土日2日、IP許諾・監修・スーツ・アクター・輸送込み。会場・集客・運営はSB側)</w:t>
+        <w:t>:S1写真撮影会型100万円/開催、S2ステージショー型150万円/開催(ともに土日2日、IP許諾・監修・スーツ・アクター・輸送込み。会場・集客・運営はSB側)。</w:t>
+      </w:r>
+      <w:r>
+        <w:rPr>
+          <w:rFonts w:ascii="Meiryo" w:hAnsi="Meiryo" w:eastAsia="Meiryo"/>
+          <w:b/>
+          <w:sz w:val="21"/>
+        </w:rPr>
+        <w:t>5施設程度での実施を想定(S1×5施設=総額500万円・IP使用料不要)</w:t>
+      </w:r>
+      <w:r>
+        <w:rPr>
+          <w:rFonts w:ascii="Meiryo" w:hAnsi="Meiryo" w:eastAsia="Meiryo"/>
+          <w:b w:val="0"/>
+          <w:sz w:val="21"/>
+        </w:rPr>
+        <w:t>。エリア・施設タイプを分散して比較データを取り、年間契約の配分拡大条項の根拠にする</w:t>
       </w:r>
     </w:p>
     <w:p>
@@ -1000,6 +1016,27 @@
           <w:sz w:val="21"/>
         </w:rPr>
         <w:t>のため、法務確認とSB案件の確度向上(LOI取得)を先行させてから動く。SBと年間契約が固まればドコモは更新しない前提(実質二者択一)</w:t>
+      </w:r>
+    </w:p>
+    <w:p>
+      <w:pPr>
+        <w:pStyle w:val="ListBullet"/>
+      </w:pPr>
+      <w:r>
+        <w:rPr>
+          <w:rFonts w:ascii="Meiryo" w:hAnsi="Meiryo" w:eastAsia="Meiryo"/>
+          <w:b/>
+          <w:sz w:val="21"/>
+        </w:rPr>
+        <w:t>ドコモ解約費用は約200万円の想定(社内試算)</w:t>
+      </w:r>
+      <w:r>
+        <w:rPr>
+          <w:rFonts w:ascii="Meiryo" w:hAnsi="Meiryo" w:eastAsia="Meiryo"/>
+          <w:b w:val="0"/>
+          <w:sz w:val="21"/>
+        </w:rPr>
+        <w:t>:SB年間契約の最小ケース(約8,200万)比で誤差レベルであり、スポットテスト5施設(売上500万・粗利約450万)だけでも回収できる。経済面は切替の障害にならず、論点は関係・レピュテーションと手順のみ。なお200万は現時点の想定値のため、法務確認で違約金・精算条件の正確な把握が必要</w:t>
       </w:r>
     </w:p>
     <w:p>

--- a/docs/proposals/softbank-ultraman-caravan/社内共有_案件全体経緯テキスト.docx
+++ b/docs/proposals/softbank-ultraman-caravan/社内共有_案件全体経緯テキスト.docx
@@ -443,7 +443,76 @@
           <w:b w:val="0"/>
           <w:sz w:val="21"/>
         </w:rPr>
-        <w:t>。従来想定(4,000セット・約4,000万円)の約4.6倍の規模。店頭訴求ツールの年間作成数は先方確認中</w:t>
+        <w:t>。従来想定(4,000セット・約4,000万円)の約4.6倍の規模</w:t>
+      </w:r>
+    </w:p>
+    <w:p>
+      <w:pPr>
+        <w:pStyle w:val="ListBullet"/>
+      </w:pPr>
+      <w:r>
+        <w:rPr>
+          <w:rFonts w:ascii="Meiryo" w:hAnsi="Meiryo" w:eastAsia="Meiryo"/>
+          <w:b/>
+          <w:sz w:val="21"/>
+        </w:rPr>
+        <w:t>SB資料ver1.2で追加の実績・内訳を受領</w:t>
+      </w:r>
+      <w:r>
+        <w:rPr>
+          <w:rFonts w:ascii="Meiryo" w:hAnsi="Meiryo" w:eastAsia="Meiryo"/>
+          <w:b w:val="0"/>
+          <w:sz w:val="21"/>
+        </w:rPr>
+        <w:t>:①店頭訴求ツールの作成数=年間約23.5万部(ポスター・POP・チラシ等。</w:t>
+      </w:r>
+      <w:r>
+        <w:rPr>
+          <w:rFonts w:ascii="Meiryo" w:hAnsi="Meiryo" w:eastAsia="Meiryo"/>
+          <w:b/>
+          <w:sz w:val="21"/>
+        </w:rPr>
+        <w:t>作成費の金額は未記載→追加確認要</w:t>
+      </w:r>
+      <w:r>
+        <w:rPr>
+          <w:rFonts w:ascii="Meiryo" w:hAnsi="Meiryo" w:eastAsia="Meiryo"/>
+          <w:b w:val="0"/>
+          <w:sz w:val="21"/>
+        </w:rPr>
+        <w:t>)②ポケモン15万円の内訳=着ぐるみ1.5万+ディレクター3.5万+アクター2万の</w:t>
+      </w:r>
+      <w:r>
+        <w:rPr>
+          <w:rFonts w:ascii="Meiryo" w:hAnsi="Meiryo" w:eastAsia="Meiryo"/>
+          <w:b/>
+          <w:sz w:val="21"/>
+        </w:rPr>
+        <w:t>2名体制・ほぼ実費パススルー価格</w:t>
+      </w:r>
+      <w:r>
+        <w:rPr>
+          <w:rFonts w:ascii="Meiryo" w:hAnsi="Meiryo" w:eastAsia="Meiryo"/>
+          <w:b w:val="0"/>
+          <w:sz w:val="21"/>
+        </w:rPr>
+        <w:t>と判明(→当社単価の防衛は人数でなく演技品質・夏季稼働・開催権で行う。15万を切る提示は当社マージンゼロのため不可)③キット155,470円/式=当社仮定と一致④</w:t>
+      </w:r>
+      <w:r>
+        <w:rPr>
+          <w:rFonts w:ascii="Meiryo" w:hAnsi="Meiryo" w:eastAsia="Meiryo"/>
+          <w:b/>
+          <w:sz w:val="21"/>
+        </w:rPr>
+        <w:t>SBは既にウルトラマン版のキット・Starlink Direct連動ポスター等のモックを作成済み</w:t>
+      </w:r>
+      <w:r>
+        <w:rPr>
+          <w:rFonts w:ascii="Meiryo" w:hAnsi="Meiryo" w:eastAsia="Meiryo"/>
+          <w:b w:val="0"/>
+          <w:sz w:val="21"/>
+        </w:rPr>
+        <w:t>=実務は導入前提で稼働中。価格が折り合えば決まる状態で、LOIを急ぐ好機</w:t>
       </w:r>
     </w:p>
     <w:p>
@@ -1136,7 +1205,23 @@
           <w:b w:val="0"/>
           <w:sz w:val="21"/>
         </w:rPr>
-        <w:t>:見積の税込/税別、店頭訴求ツールの年間作成数(SB確認中・後日回答)。ノベルティ年間実績はFY25分を受領済み</w:t>
+        <w:t>:見積の税込/税別、</w:t>
+      </w:r>
+      <w:r>
+        <w:rPr>
+          <w:rFonts w:ascii="Meiryo" w:hAnsi="Meiryo" w:eastAsia="Meiryo"/>
+          <w:b/>
+          <w:sz w:val="21"/>
+        </w:rPr>
+        <w:t>店頭訴求ツールの年間作成費(金額)</w:t>
+      </w:r>
+      <w:r>
+        <w:rPr>
+          <w:rFonts w:ascii="Meiryo" w:hAnsi="Meiryo" w:eastAsia="Meiryo"/>
+          <w:b w:val="0"/>
+          <w:sz w:val="21"/>
+        </w:rPr>
+        <w:t>(数量約23.5万部はver1.2で受領済み)。ノベルティ年間実績はFY25分を受領済み</w:t>
       </w:r>
     </w:p>
     <w:p>

--- a/docs/proposals/softbank-ultraman-caravan/社内共有_案件全体経緯テキスト.docx
+++ b/docs/proposals/softbank-ultraman-caravan/社内共有_案件全体経緯テキスト.docx
@@ -903,6 +903,96 @@
     </w:p>
     <w:p>
       <w:pPr>
+        <w:pStyle w:val="ListBullet"/>
+      </w:pPr>
+      <w:r>
+        <w:rPr>
+          <w:rFonts w:ascii="Meiryo" w:hAnsi="Meiryo" w:eastAsia="Meiryo"/>
+          <w:b/>
+          <w:sz w:val="21"/>
+        </w:rPr>
+        <w:t>社内シミュレーション(0721R・1/3配分=240現場・契約料1,800万前提)</w:t>
+      </w:r>
+      <w:r>
+        <w:rPr>
+          <w:rFonts w:ascii="Meiryo" w:hAnsi="Meiryo" w:eastAsia="Meiryo"/>
+          <w:b w:val="0"/>
+          <w:sz w:val="21"/>
+        </w:rPr>
+        <w:t>:円谷利益は最悪ケース(RY10%・単価15万)でも</w:t>
+      </w:r>
+      <w:r>
+        <w:rPr>
+          <w:rFonts w:ascii="Meiryo" w:hAnsi="Meiryo" w:eastAsia="Meiryo"/>
+          <w:b/>
+          <w:sz w:val="21"/>
+        </w:rPr>
+        <w:t>約3,275万=ドコモ現行(約3,030万)を上回り</w:t>
+      </w:r>
+      <w:r>
+        <w:rPr>
+          <w:rFonts w:ascii="Meiryo" w:hAnsi="Meiryo" w:eastAsia="Meiryo"/>
+          <w:b w:val="0"/>
+          <w:sz w:val="21"/>
+        </w:rPr>
+        <w:t>、目標ケース(単価20万・RY20%)は</w:t>
+      </w:r>
+      <w:r>
+        <w:rPr>
+          <w:rFonts w:ascii="Meiryo" w:hAnsi="Meiryo" w:eastAsia="Meiryo"/>
+          <w:b/>
+          <w:sz w:val="21"/>
+        </w:rPr>
+        <w:t>約5,489万=ドコモ比+81%</w:t>
+      </w:r>
+      <w:r>
+        <w:rPr>
+          <w:rFonts w:ascii="Meiryo" w:hAnsi="Meiryo" w:eastAsia="Meiryo"/>
+          <w:b w:val="0"/>
+          <w:sz w:val="21"/>
+        </w:rPr>
+        <w:t>。切替の経済合理性は全シナリオで成立。また</w:t>
+      </w:r>
+      <w:r>
+        <w:rPr>
+          <w:rFonts w:ascii="Meiryo" w:hAnsi="Meiryo" w:eastAsia="Meiryo"/>
+          <w:b/>
+          <w:sz w:val="21"/>
+        </w:rPr>
+        <w:t>単価15→20万の差(+1,200万)&gt;率10→20%の差(+1,014万)</w:t>
+      </w:r>
+      <w:r>
+        <w:rPr>
+          <w:rFonts w:ascii="Meiryo" w:hAnsi="Meiryo" w:eastAsia="Meiryo"/>
+          <w:b w:val="0"/>
+          <w:sz w:val="21"/>
+        </w:rPr>
+        <w:t>であり、交渉の守り順は「単価≧率」。専任バイト採用▲500万の先行投資はMG要求の根拠に使う</w:t>
+      </w:r>
+    </w:p>
+    <w:p>
+      <w:pPr>
+        <w:pStyle w:val="ListBullet"/>
+      </w:pPr>
+      <w:r>
+        <w:rPr>
+          <w:rFonts w:ascii="Meiryo" w:hAnsi="Meiryo" w:eastAsia="Meiryo"/>
+          <w:b/>
+          <w:sz w:val="21"/>
+        </w:rPr>
+        <w:t>撮影会レギュレーション(0721版)で単価20万の正当性を確保</w:t>
+      </w:r>
+      <w:r>
+        <w:rPr>
+          <w:rFonts w:ascii="Meiryo" w:hAnsi="Meiryo" w:eastAsia="Meiryo"/>
+          <w:b w:val="0"/>
+          <w:sz w:val="21"/>
+        </w:rPr>
+        <w:t>:20万=公式レギュレーション定価(使用料4万/日〔メンテ込〕+人件費6万/日〔D3.5万+A2.5万〕)。ポケモン15万との差はスーツ使用料と専門アクター単価であり、マージン上乗せではない——と構造で説明可能に</w:t>
+      </w:r>
+    </w:p>
+    <w:p>
+      <w:pPr>
         <w:spacing w:before="240" w:after="120"/>
       </w:pPr>
       <w:r>
@@ -1222,6 +1312,48 @@
           <w:sz w:val="21"/>
         </w:rPr>
         <w:t>(数量約23.5万部はver1.2で受領済み)。ノベルティ年間実績はFY25分を受領済み</w:t>
+      </w:r>
+    </w:p>
+    <w:p>
+      <w:pPr>
+        <w:pStyle w:val="ListBullet"/>
+      </w:pPr>
+      <w:r>
+        <w:rPr>
+          <w:rFonts w:ascii="Meiryo" w:hAnsi="Meiryo" w:eastAsia="Meiryo"/>
+          <w:b/>
+          <w:sz w:val="21"/>
+        </w:rPr>
+        <w:t>火曜締め前の社内整合3点</w:t>
+      </w:r>
+      <w:r>
+        <w:rPr>
+          <w:rFonts w:ascii="Meiryo" w:hAnsi="Meiryo" w:eastAsia="Meiryo"/>
+          <w:b w:val="0"/>
+          <w:sz w:val="21"/>
+        </w:rPr>
+        <w:t>:①社内シミュレーションの契約料1,800万とSB提示2,000万の関係整理(対外アンカーは2,000万を維持)②1/3配分の分母(社内試算240現場=720ベース vs 提出資料200開催=600ベース)の統一③着ぐるみ実費の範囲(レギュレーションは全案件別途 vs SB見積は首都圏外のみ別途→「首都圏内実費込みは特別条件」と明示する案を推奨)</w:t>
+      </w:r>
+    </w:p>
+    <w:p>
+      <w:pPr>
+        <w:pStyle w:val="ListBullet"/>
+      </w:pPr>
+      <w:r>
+        <w:rPr>
+          <w:rFonts w:ascii="Meiryo" w:hAnsi="Meiryo" w:eastAsia="Meiryo"/>
+          <w:b/>
+          <w:sz w:val="21"/>
+        </w:rPr>
+        <w:t>エリアバッティングルール(前8日後5日・半径8km)</w:t>
+      </w:r>
+      <w:r>
+        <w:rPr>
+          <w:rFonts w:ascii="Meiryo" w:hAnsi="Meiryo" w:eastAsia="Meiryo"/>
+          <w:b w:val="0"/>
+          <w:sz w:val="21"/>
+        </w:rPr>
+        <w:t>:年間600開催では都市部でSB店舗同士が自己バッティングするため、契約に「SB案件は当社一括スケジュール管理・相互適用外」の特則が必要。スポット5施設の会場選定も同ルールで事前チェック(ドコモ実働との距離・日程含む)</w:t>
       </w:r>
     </w:p>
     <w:p>

--- a/docs/proposals/softbank-ultraman-caravan/社内共有_案件全体経緯テキスト.docx
+++ b/docs/proposals/softbank-ultraman-caravan/社内共有_案件全体経緯テキスト.docx
@@ -1324,7 +1324,7 @@
           <w:b/>
           <w:sz w:val="21"/>
         </w:rPr>
-        <w:t>火曜締め前の社内整合3点</w:t>
+        <w:t>提示条件は確定(7/22)</w:t>
       </w:r>
       <w:r>
         <w:rPr>
@@ -1332,7 +1332,44 @@
           <w:b w:val="0"/>
           <w:sz w:val="21"/>
         </w:rPr>
-        <w:t>:①社内シミュレーションの契約料1,800万とSB提示2,000万の関係整理(対外アンカーは2,000万を維持)②1/3配分の分母(社内試算240現場=720ベース vs 提出資料200開催=600ベース)の統一③着ぐるみ実費の範囲(レギュレーションは全案件別途 vs SB見積は首都圏外のみ別途→「首都圏内実費込みは特別条件」と明示する案を推奨)</w:t>
+        <w:t>:</w:t>
+      </w:r>
+      <w:r>
+        <w:rPr>
+          <w:rFonts w:ascii="Meiryo" w:hAnsi="Meiryo" w:eastAsia="Meiryo"/>
+          <w:b/>
+          <w:sz w:val="21"/>
+        </w:rPr>
+        <w:t>IP使用料2,000万円・ロイヤリティ20%・着ぐるみ20万円/開催(=公式レギュレーション定価)で提示</w:t>
+      </w:r>
+      <w:r>
+        <w:rPr>
+          <w:rFonts w:ascii="Meiryo" w:hAnsi="Meiryo" w:eastAsia="Meiryo"/>
+          <w:b w:val="0"/>
+          <w:sz w:val="21"/>
+        </w:rPr>
+        <w:t>。シミュレーションの1,800万は社内保守試算値として扱い対外に出さない</w:t>
+      </w:r>
+    </w:p>
+    <w:p>
+      <w:pPr>
+        <w:pStyle w:val="ListBullet"/>
+      </w:pPr>
+      <w:r>
+        <w:rPr>
+          <w:rFonts w:ascii="Meiryo" w:hAnsi="Meiryo" w:eastAsia="Meiryo"/>
+          <w:b/>
+          <w:sz w:val="21"/>
+        </w:rPr>
+        <w:t>火曜締め前の社内整合・残2点</w:t>
+      </w:r>
+      <w:r>
+        <w:rPr>
+          <w:rFonts w:ascii="Meiryo" w:hAnsi="Meiryo" w:eastAsia="Meiryo"/>
+          <w:b w:val="0"/>
+          <w:sz w:val="21"/>
+        </w:rPr>
+        <w:t>:①1/3配分の分母(社内試算240現場=720ベース vs 提出資料200開催=600ベース)の統一②着ぐるみ実費の範囲(レギュレーションは全案件別途 vs SB見積は首都圏外のみ別途→「首都圏内実費込みは特別条件」と明示する案を推奨)</w:t>
       </w:r>
     </w:p>
     <w:p>

--- a/docs/proposals/softbank-ultraman-caravan/社内共有_案件全体経緯テキスト.docx
+++ b/docs/proposals/softbank-ultraman-caravan/社内共有_案件全体経緯テキスト.docx
@@ -1517,7 +1517,7 @@
           <w:b/>
           <w:sz w:val="21"/>
         </w:rPr>
-        <w:t>規模別お見積り3パターンと今期スポットテスト.pptx</w:t>
+        <w:t>ウルトラマンIPご活用のご提案とお見積り.pptx</w:t>
       </w:r>
       <w:r>
         <w:rPr>
@@ -1525,7 +1525,20 @@
           <w:b w:val="0"/>
           <w:sz w:val="21"/>
         </w:rPr>
-        <w:t>:7/23提出の宿題(最新)</w:t>
+        <w:t>:木曜SB打ち合わせ提出用の完成版5枚(表紙→企画内容2枚→見積2枚)</w:t>
+      </w:r>
+    </w:p>
+    <w:p>
+      <w:pPr>
+        <w:pStyle w:val="ListBullet"/>
+      </w:pPr>
+      <w:r>
+        <w:rPr>
+          <w:rFonts w:ascii="Meiryo" w:hAnsi="Meiryo" w:eastAsia="Meiryo"/>
+          <w:b w:val="0"/>
+          <w:sz w:val="21"/>
+        </w:rPr>
+        <w:t>規模別お見積り3パターンと今期スポットテスト.pptx:見積部分の2枚単体版(完成版に内包)</w:t>
       </w:r>
     </w:p>
     <w:p>

--- a/docs/proposals/softbank-ultraman-caravan/社内共有_案件全体経緯テキスト.docx
+++ b/docs/proposals/softbank-ultraman-caravan/社内共有_案件全体経緯テキスト.docx
@@ -1187,6 +1187,27 @@
           <w:b/>
           <w:sz w:val="21"/>
         </w:rPr>
+        <w:t>【更新】ドコモは今期(FY26)のテスト実施を許容(確認済み)</w:t>
+      </w:r>
+      <w:r>
+        <w:rPr>
+          <w:rFonts w:ascii="Meiryo" w:hAnsi="Meiryo" w:eastAsia="Meiryo"/>
+          <w:b w:val="0"/>
+          <w:sz w:val="21"/>
+        </w:rPr>
+        <w:t>:スポットテストの法務的前提はクリア。SBへは「既存ライセンス条件の調整が整った」と伝えてよい(ドコモの名は出さない)。年間契約(FY27〜)の切替・非更新判断は引き続き別途</w:t>
+      </w:r>
+    </w:p>
+    <w:p>
+      <w:pPr>
+        <w:pStyle w:val="ListBullet"/>
+      </w:pPr>
+      <w:r>
+        <w:rPr>
+          <w:rFonts w:ascii="Meiryo" w:hAnsi="Meiryo" w:eastAsia="Meiryo"/>
+          <w:b/>
+          <w:sz w:val="21"/>
+        </w:rPr>
         <w:t>ドコモ解約費用は約200万円の想定(社内試算)</w:t>
       </w:r>
       <w:r>
